--- a/TS-Padam/TS-2.2/TS 2.2 Tamil Pada Paatam Corrections.docx
+++ b/TS-Padam/TS-2.2/TS 2.2 Tamil Pada Paatam Corrections.docx
@@ -2,665 +2,6 @@
 <file path=word/document.xml><?xml version="1.0" encoding="utf-8"?>
 <w:document xmlns:wpc="http://schemas.microsoft.com/office/word/2010/wordprocessingCanvas" xmlns:cx="http://schemas.microsoft.com/office/drawing/2014/chartex" xmlns:cx1="http://schemas.microsoft.com/office/drawing/2015/9/8/chartex" xmlns:cx2="http://schemas.microsoft.com/office/drawing/2015/10/21/chartex" xmlns:cx3="http://schemas.microsoft.com/office/drawing/2016/5/9/chartex" xmlns:cx4="http://schemas.microsoft.com/office/drawing/2016/5/10/chartex" xmlns:cx5="http://schemas.microsoft.com/office/drawing/2016/5/11/chartex" xmlns:cx6="http://schemas.microsoft.com/office/drawing/2016/5/12/chartex" xmlns:cx7="http://schemas.microsoft.com/office/drawing/2016/5/13/chartex" xmlns:cx8="http://schemas.microsoft.com/office/drawing/2016/5/14/chartex" xmlns:mc="http://schemas.openxmlformats.org/markup-compatibility/2006" xmlns:aink="http://schemas.microsoft.com/office/drawing/2016/ink" xmlns:am3d="http://schemas.microsoft.com/office/drawing/2017/model3d" xmlns:o="urn:schemas-microsoft-com:office:office" xmlns:oel="http://schemas.microsoft.com/office/2019/extlst" xmlns:r="http://schemas.openxmlformats.org/officeDocument/2006/relationships" xmlns:m="http://schemas.openxmlformats.org/officeDocument/2006/math" xmlns:v="urn:schemas-microsoft-com:vml" xmlns:wp14="http://schemas.microsoft.com/office/word/2010/wordprocessingDrawing" xmlns:wp="http://schemas.openxmlformats.org/drawingml/2006/wordprocessingDrawing" xmlns:w10="urn:schemas-microsoft-com:office:word" xmlns:w="http://schemas.openxmlformats.org/wordprocessingml/2006/main" xmlns:w14="http://schemas.microsoft.com/office/word/2010/wordml" xmlns:w15="http://schemas.microsoft.com/office/word/2012/wordml" xmlns:w16cex="http://schemas.microsoft.com/office/word/2018/wordml/cex" xmlns:w16cid="http://schemas.microsoft.com/office/word/2016/wordml/cid" xmlns:w16="http://schemas.microsoft.com/office/word/2018/wordml" xmlns:w16du="http://schemas.microsoft.com/office/word/2023/wordml/word16du" xmlns:w16sdtdh="http://schemas.microsoft.com/office/word/2020/wordml/sdtdatahash" xmlns:w16sdtfl="http://schemas.microsoft.com/office/word/2024/wordml/sdtformatlock" xmlns:w16se="http://schemas.microsoft.com/office/word/2015/wordml/symex" xmlns:wpg="http://schemas.microsoft.com/office/word/2010/wordprocessingGroup" xmlns:wpi="http://schemas.microsoft.com/office/word/2010/wordprocessingInk" xmlns:wne="http://schemas.microsoft.com/office/word/2006/wordml" xmlns:wps="http://schemas.microsoft.com/office/word/2010/wordprocessingShape" mc:Ignorable="w14 w15 w16se w16cid w16 w16cex w16sdtdh w16sdtfl w16du wp14">
   <w:body>
-    <w:p>
-      <w:pPr>
-        <w:jc w:val="center"/>
-        <w:rPr>
-          <w:b/>
-          <w:bCs/>
-          <w:sz w:val="32"/>
-          <w:szCs w:val="32"/>
-          <w:u w:val="single"/>
-        </w:rPr>
-      </w:pPr>
-      <w:r>
-        <w:rPr>
-          <w:b/>
-          <w:bCs/>
-          <w:sz w:val="32"/>
-          <w:szCs w:val="32"/>
-          <w:u w:val="single"/>
-        </w:rPr>
-        <w:t xml:space="preserve">TS Pada Paatam – TS 2.2 Tamil </w:t>
-      </w:r>
-      <w:r>
-        <w:rPr>
-          <w:b/>
-          <w:bCs/>
-          <w:sz w:val="32"/>
-          <w:szCs w:val="32"/>
-          <w:u w:val="single"/>
-        </w:rPr>
-        <w:t>Corrections</w:t>
-      </w:r>
-      <w:r>
-        <w:rPr>
-          <w:b/>
-          <w:bCs/>
-          <w:sz w:val="32"/>
-          <w:szCs w:val="32"/>
-          <w:u w:val="single"/>
-        </w:rPr>
-        <w:t xml:space="preserve"> </w:t>
-      </w:r>
-      <w:r>
-        <w:rPr>
-          <w:b/>
-          <w:bCs/>
-          <w:sz w:val="32"/>
-          <w:szCs w:val="32"/>
-          <w:u w:val="single"/>
-        </w:rPr>
-        <w:t xml:space="preserve">– Observed till </w:t>
-      </w:r>
-      <w:r>
-        <w:rPr>
-          <w:b/>
-          <w:bCs/>
-          <w:sz w:val="32"/>
-          <w:szCs w:val="32"/>
-          <w:highlight w:val="red"/>
-          <w:u w:val="single"/>
-        </w:rPr>
-        <w:t>????</w:t>
-      </w:r>
-    </w:p>
-    <w:p>
-      <w:pPr>
-        <w:jc w:val="center"/>
-        <w:rPr>
-          <w:b/>
-          <w:bCs/>
-        </w:rPr>
-      </w:pPr>
-      <w:r>
-        <w:rPr>
-          <w:b/>
-          <w:bCs/>
-        </w:rPr>
-        <w:t>(ignore those which are already incorporated in your book’s version and date)</w:t>
-      </w:r>
-    </w:p>
-    <w:tbl>
-      <w:tblPr>
-        <w:tblW w:w="13662" w:type="dxa"/>
-        <w:tblInd w:w="-318" w:type="dxa"/>
-        <w:tblBorders>
-          <w:top w:val="single" w:sz="4" w:space="0" w:color="000000"/>
-          <w:left w:val="single" w:sz="4" w:space="0" w:color="000000"/>
-          <w:bottom w:val="single" w:sz="4" w:space="0" w:color="000000"/>
-          <w:right w:val="single" w:sz="4" w:space="0" w:color="000000"/>
-          <w:insideH w:val="single" w:sz="4" w:space="0" w:color="000000"/>
-          <w:insideV w:val="single" w:sz="4" w:space="0" w:color="000000"/>
-        </w:tblBorders>
-        <w:tblLook w:val="04A0" w:firstRow="1" w:lastRow="0" w:firstColumn="1" w:lastColumn="0" w:noHBand="0" w:noVBand="1"/>
-      </w:tblPr>
-      <w:tblGrid>
-        <w:gridCol w:w="3290"/>
-        <w:gridCol w:w="5103"/>
-        <w:gridCol w:w="5220"/>
-        <w:gridCol w:w="49"/>
-      </w:tblGrid>
-      <w:tr>
-        <w:trPr>
-          <w:gridAfter w:val="1"/>
-          <w:wAfter w:w="49" w:type="dxa"/>
-        </w:trPr>
-        <w:tc>
-          <w:tcPr>
-            <w:tcW w:w="3290" w:type="dxa"/>
-          </w:tcPr>
-          <w:p>
-            <w:pPr>
-              <w:spacing w:before="0" w:line="240" w:lineRule="auto"/>
-              <w:jc w:val="center"/>
-              <w:rPr>
-                <w:b/>
-                <w:sz w:val="28"/>
-                <w:szCs w:val="32"/>
-              </w:rPr>
-            </w:pPr>
-            <w:r>
-              <w:rPr>
-                <w:b/>
-                <w:sz w:val="28"/>
-                <w:szCs w:val="32"/>
-              </w:rPr>
-              <w:t>Section, Paragraph</w:t>
-            </w:r>
-          </w:p>
-          <w:p>
-            <w:pPr>
-              <w:spacing w:before="0" w:line="240" w:lineRule="auto"/>
-              <w:jc w:val="center"/>
-              <w:rPr>
-                <w:b/>
-                <w:sz w:val="28"/>
-                <w:szCs w:val="32"/>
-              </w:rPr>
-            </w:pPr>
-            <w:r>
-              <w:rPr>
-                <w:b/>
-                <w:sz w:val="28"/>
-                <w:szCs w:val="32"/>
-              </w:rPr>
-              <w:t>Reference</w:t>
-            </w:r>
-          </w:p>
-        </w:tc>
-        <w:tc>
-          <w:tcPr>
-            <w:tcW w:w="5103" w:type="dxa"/>
-          </w:tcPr>
-          <w:p>
-            <w:pPr>
-              <w:spacing w:before="0" w:line="240" w:lineRule="auto"/>
-              <w:jc w:val="center"/>
-              <w:rPr>
-                <w:b/>
-                <w:sz w:val="28"/>
-                <w:szCs w:val="32"/>
-              </w:rPr>
-            </w:pPr>
-            <w:r>
-              <w:rPr>
-                <w:b/>
-                <w:sz w:val="28"/>
-                <w:szCs w:val="32"/>
-              </w:rPr>
-              <w:t>As Printed</w:t>
-            </w:r>
-          </w:p>
-        </w:tc>
-        <w:tc>
-          <w:tcPr>
-            <w:tcW w:w="5220" w:type="dxa"/>
-          </w:tcPr>
-          <w:p>
-            <w:pPr>
-              <w:spacing w:before="0" w:line="240" w:lineRule="auto"/>
-              <w:ind w:right="-18"/>
-              <w:jc w:val="center"/>
-              <w:rPr>
-                <w:b/>
-                <w:sz w:val="28"/>
-                <w:szCs w:val="32"/>
-              </w:rPr>
-            </w:pPr>
-            <w:r>
-              <w:rPr>
-                <w:b/>
-                <w:sz w:val="28"/>
-                <w:szCs w:val="32"/>
-              </w:rPr>
-              <w:t>To be read as or corrected as</w:t>
-            </w:r>
-          </w:p>
-        </w:tc>
-      </w:tr>
-      <w:tr>
-        <w:trPr>
-          <w:trHeight w:val="1048"/>
-        </w:trPr>
-        <w:tc>
-          <w:tcPr>
-            <w:tcW w:w="3290" w:type="dxa"/>
-            <w:tcBorders>
-              <w:top w:val="single" w:sz="4" w:space="0" w:color="000000"/>
-              <w:left w:val="single" w:sz="4" w:space="0" w:color="000000"/>
-              <w:bottom w:val="single" w:sz="4" w:space="0" w:color="000000"/>
-              <w:right w:val="single" w:sz="4" w:space="0" w:color="000000"/>
-            </w:tcBorders>
-          </w:tcPr>
-          <w:p>
-            <w:pPr>
-              <w:widowControl w:val="0"/>
-              <w:autoSpaceDE w:val="0"/>
-              <w:autoSpaceDN w:val="0"/>
-              <w:adjustRightInd w:val="0"/>
-              <w:spacing w:before="0" w:line="264" w:lineRule="auto"/>
-              <w:ind w:right="-320"/>
-              <w:jc w:val="both"/>
-              <w:rPr>
-                <w:rFonts w:eastAsia="Times New Roman" w:cs="Arial"/>
-                <w:b/>
-                <w:sz w:val="28"/>
-                <w:szCs w:val="28"/>
-                <w:lang w:eastAsia="en-IN" w:bidi="ml-IN"/>
-              </w:rPr>
-            </w:pPr>
-            <w:r>
-              <w:rPr>
-                <w:rFonts w:eastAsia="Times New Roman" w:cs="Arial"/>
-                <w:b/>
-                <w:sz w:val="28"/>
-                <w:szCs w:val="28"/>
-                <w:lang w:eastAsia="en-IN" w:bidi="ml-IN"/>
-              </w:rPr>
-              <w:t>TS 2.</w:t>
-            </w:r>
-            <w:r>
-              <w:rPr>
-                <w:rFonts w:eastAsia="Times New Roman" w:cs="Arial"/>
-                <w:b/>
-                <w:sz w:val="28"/>
-                <w:szCs w:val="28"/>
-                <w:lang w:eastAsia="en-IN" w:bidi="ml-IN"/>
-              </w:rPr>
-              <w:t>2.9.5</w:t>
-            </w:r>
-            <w:r>
-              <w:rPr>
-                <w:rFonts w:eastAsia="Times New Roman" w:cs="Arial"/>
-                <w:b/>
-                <w:sz w:val="28"/>
-                <w:szCs w:val="28"/>
-                <w:lang w:eastAsia="en-IN" w:bidi="ml-IN"/>
-              </w:rPr>
-              <w:t xml:space="preserve"> </w:t>
-            </w:r>
-            <w:r>
-              <w:rPr>
-                <w:rFonts w:eastAsia="Times New Roman" w:cs="Arial"/>
-                <w:b/>
-                <w:sz w:val="28"/>
-                <w:szCs w:val="28"/>
-                <w:lang w:eastAsia="en-IN" w:bidi="ml-IN"/>
-              </w:rPr>
-              <w:t xml:space="preserve">- </w:t>
-            </w:r>
-            <w:r>
-              <w:rPr>
-                <w:rFonts w:eastAsia="Times New Roman" w:cs="Arial"/>
-                <w:b/>
-                <w:sz w:val="28"/>
-                <w:szCs w:val="28"/>
-                <w:lang w:eastAsia="en-IN" w:bidi="ml-IN"/>
-              </w:rPr>
-              <w:t>Vaakyam</w:t>
-            </w:r>
-          </w:p>
-          <w:p>
-            <w:pPr>
-              <w:widowControl w:val="0"/>
-              <w:autoSpaceDE w:val="0"/>
-              <w:autoSpaceDN w:val="0"/>
-              <w:adjustRightInd w:val="0"/>
-              <w:spacing w:before="0" w:line="264" w:lineRule="auto"/>
-              <w:ind w:right="-320"/>
-              <w:jc w:val="both"/>
-              <w:rPr>
-                <w:rFonts w:eastAsia="Times New Roman" w:cs="Arial"/>
-                <w:b/>
-                <w:sz w:val="28"/>
-                <w:szCs w:val="28"/>
-                <w:lang w:eastAsia="en-IN" w:bidi="ml-IN"/>
-              </w:rPr>
-            </w:pPr>
-            <w:r>
-              <w:rPr>
-                <w:rFonts w:eastAsia="Times New Roman" w:cs="Arial"/>
-                <w:b/>
-                <w:sz w:val="28"/>
-                <w:szCs w:val="28"/>
-                <w:lang w:eastAsia="en-IN" w:bidi="ml-IN"/>
-              </w:rPr>
-              <w:t>Line</w:t>
-            </w:r>
-            <w:r>
-              <w:rPr>
-                <w:rFonts w:eastAsia="Times New Roman" w:cs="Arial"/>
-                <w:b/>
-                <w:sz w:val="28"/>
-                <w:szCs w:val="28"/>
-                <w:lang w:eastAsia="en-IN" w:bidi="ml-IN"/>
-              </w:rPr>
-              <w:t xml:space="preserve"> No. </w:t>
-            </w:r>
-            <w:r>
-              <w:rPr>
-                <w:rFonts w:eastAsia="Times New Roman" w:cs="Arial"/>
-                <w:b/>
-                <w:sz w:val="28"/>
-                <w:szCs w:val="28"/>
-                <w:lang w:eastAsia="en-IN" w:bidi="ml-IN"/>
-              </w:rPr>
-              <w:t>5</w:t>
-            </w:r>
-          </w:p>
-          <w:p>
-            <w:pPr>
-              <w:widowControl w:val="0"/>
-              <w:autoSpaceDE w:val="0"/>
-              <w:autoSpaceDN w:val="0"/>
-              <w:adjustRightInd w:val="0"/>
-              <w:spacing w:before="0" w:line="264" w:lineRule="auto"/>
-              <w:ind w:right="-320"/>
-              <w:jc w:val="both"/>
-              <w:rPr>
-                <w:rFonts w:eastAsia="Times New Roman" w:cs="Arial"/>
-                <w:b/>
-                <w:sz w:val="28"/>
-                <w:szCs w:val="28"/>
-                <w:lang w:eastAsia="en-IN" w:bidi="ml-IN"/>
-              </w:rPr>
-            </w:pPr>
-            <w:r>
-              <w:rPr>
-                <w:rFonts w:eastAsia="Times New Roman" w:cs="Arial"/>
-                <w:b/>
-                <w:sz w:val="28"/>
-                <w:szCs w:val="28"/>
-                <w:lang w:eastAsia="en-IN" w:bidi="ml-IN"/>
-              </w:rPr>
-              <w:t>Panchaati No.</w:t>
-            </w:r>
-            <w:r>
-              <w:rPr>
-                <w:rFonts w:eastAsia="Times New Roman" w:cs="Arial"/>
-                <w:b/>
-                <w:sz w:val="28"/>
-                <w:szCs w:val="28"/>
-                <w:lang w:eastAsia="en-IN" w:bidi="ml-IN"/>
-              </w:rPr>
-              <w:t xml:space="preserve"> 50</w:t>
-            </w:r>
-          </w:p>
-        </w:tc>
-        <w:tc>
-          <w:tcPr>
-            <w:tcW w:w="5103" w:type="dxa"/>
-            <w:tcBorders>
-              <w:top w:val="single" w:sz="4" w:space="0" w:color="000000"/>
-              <w:left w:val="single" w:sz="4" w:space="0" w:color="000000"/>
-              <w:bottom w:val="single" w:sz="4" w:space="0" w:color="000000"/>
-              <w:right w:val="single" w:sz="4" w:space="0" w:color="000000"/>
-            </w:tcBorders>
-          </w:tcPr>
-          <w:p>
-            <w:pPr>
-              <w:widowControl w:val="0"/>
-              <w:autoSpaceDE w:val="0"/>
-              <w:autoSpaceDN w:val="0"/>
-              <w:adjustRightInd w:val="0"/>
-              <w:spacing w:before="0" w:line="240" w:lineRule="auto"/>
-              <w:ind w:right="-22"/>
-              <w:rPr>
-                <w:rFonts w:ascii="BRH Malayalam Extra" w:hAnsi="BRH Malayalam Extra" w:cs="BRH Malayalam Extra"/>
-                <w:sz w:val="40"/>
-                <w:szCs w:val="40"/>
-              </w:rPr>
-            </w:pPr>
-            <w:r>
-              <w:rPr>
-                <w:rFonts w:ascii="Latha" w:hAnsi="Latha" w:cs="Latha"/>
-                <w:sz w:val="28"/>
-                <w:szCs w:val="28"/>
-                <w:cs/>
-                <w:lang w:bidi="ta-IN"/>
-              </w:rPr>
-              <w:t>ப்ராதஸ்ஸவ</w:t>
-            </w:r>
-            <w:r>
-              <w:rPr>
-                <w:rFonts w:ascii="Latha" w:hAnsi="Latha" w:cs="Latha"/>
-                <w:sz w:val="28"/>
-                <w:szCs w:val="28"/>
-                <w:highlight w:val="yellow"/>
-                <w:cs/>
-                <w:lang w:bidi="ta-IN"/>
-              </w:rPr>
-              <w:t>ன</w:t>
-            </w:r>
-            <w:r>
-              <w:rPr>
-                <w:rFonts w:ascii="BRH Tamil Tab Extra" w:hAnsi="BRH Tamil Tab Extra" w:cs="Latha"/>
-                <w:b/>
-                <w:sz w:val="36"/>
-                <w:szCs w:val="28"/>
-              </w:rPr>
-              <w:t>…</w:t>
-            </w:r>
-            <w:r>
-              <w:rPr>
-                <w:rFonts w:ascii="Latha" w:hAnsi="Latha" w:cs="Latha"/>
-                <w:sz w:val="28"/>
-                <w:szCs w:val="28"/>
-                <w:cs/>
-                <w:lang w:bidi="ta-IN"/>
-              </w:rPr>
-              <w:t>ஸ்யா</w:t>
-            </w:r>
-            <w:r>
-              <w:rPr>
-                <w:rFonts w:ascii="BRH Tamil Tab Extra" w:hAnsi="BRH Tamil Tab Extra" w:cs="Latha"/>
-                <w:b/>
-                <w:sz w:val="36"/>
-                <w:szCs w:val="28"/>
-              </w:rPr>
-              <w:t>†</w:t>
-            </w:r>
-            <w:r>
-              <w:rPr>
-                <w:rFonts w:ascii="BRH Devanagari Extra" w:hAnsi="BRH Devanagari Extra" w:cs="Latha"/>
-                <w:b/>
-                <w:sz w:val="36"/>
-                <w:szCs w:val="28"/>
-              </w:rPr>
-              <w:t>ÅÅ</w:t>
-            </w:r>
-            <w:r>
-              <w:rPr>
-                <w:rFonts w:ascii="Latha" w:hAnsi="Latha" w:cs="Latha"/>
-                <w:sz w:val="28"/>
-                <w:szCs w:val="28"/>
-              </w:rPr>
-              <w:t>*</w:t>
-            </w:r>
-            <w:r>
-              <w:rPr>
-                <w:rFonts w:ascii="Latha" w:hAnsi="Latha" w:cs="Latha"/>
-                <w:sz w:val="28"/>
-                <w:szCs w:val="28"/>
-                <w:cs/>
-                <w:lang w:bidi="ta-IN"/>
-              </w:rPr>
-              <w:t>கா</w:t>
-            </w:r>
-            <w:r>
-              <w:rPr>
-                <w:rFonts w:ascii="BRH Tamil Tab Extra" w:hAnsi="BRH Tamil Tab Extra" w:cs="Latha"/>
-                <w:b/>
-                <w:sz w:val="36"/>
-                <w:szCs w:val="28"/>
-              </w:rPr>
-              <w:t>…</w:t>
-            </w:r>
-            <w:r>
-              <w:rPr>
-                <w:rFonts w:ascii="Latha" w:hAnsi="Latha" w:cs="Latha"/>
-                <w:sz w:val="28"/>
-                <w:szCs w:val="28"/>
-                <w:cs/>
-                <w:lang w:bidi="ta-IN"/>
-              </w:rPr>
-              <w:t>லே</w:t>
-            </w:r>
-          </w:p>
-        </w:tc>
-        <w:tc>
-          <w:tcPr>
-            <w:tcW w:w="5245" w:type="dxa"/>
-            <w:gridSpan w:val="2"/>
-            <w:tcBorders>
-              <w:top w:val="single" w:sz="4" w:space="0" w:color="000000"/>
-              <w:left w:val="single" w:sz="4" w:space="0" w:color="000000"/>
-              <w:bottom w:val="single" w:sz="4" w:space="0" w:color="000000"/>
-              <w:right w:val="single" w:sz="4" w:space="0" w:color="000000"/>
-            </w:tcBorders>
-          </w:tcPr>
-          <w:p>
-            <w:pPr>
-              <w:widowControl w:val="0"/>
-              <w:autoSpaceDE w:val="0"/>
-              <w:autoSpaceDN w:val="0"/>
-              <w:adjustRightInd w:val="0"/>
-              <w:spacing w:before="0" w:line="240" w:lineRule="auto"/>
-              <w:ind w:right="-22"/>
-              <w:rPr>
-                <w:rFonts w:ascii="BRH Malayalam Extra" w:hAnsi="BRH Malayalam Extra" w:cs="BRH Malayalam Extra"/>
-                <w:sz w:val="40"/>
-                <w:szCs w:val="40"/>
-              </w:rPr>
-            </w:pPr>
-            <w:r>
-              <w:rPr>
-                <w:rFonts w:ascii="Latha" w:hAnsi="Latha" w:cs="Latha"/>
-                <w:sz w:val="28"/>
-                <w:szCs w:val="28"/>
-                <w:cs/>
-                <w:lang w:bidi="ta-IN"/>
-              </w:rPr>
-              <w:t>ப்ராதஸ்ஸ</w:t>
-            </w:r>
-            <w:r>
-              <w:rPr>
-                <w:rFonts w:ascii="Latha" w:hAnsi="Latha" w:cs="Latha"/>
-                <w:sz w:val="28"/>
-                <w:szCs w:val="28"/>
-                <w:highlight w:val="green"/>
-                <w:cs/>
-                <w:lang w:bidi="ta-IN"/>
-              </w:rPr>
-              <w:t>வ</w:t>
-            </w:r>
-            <w:r>
-              <w:rPr>
-                <w:rFonts w:ascii="BRH Tamil Tab Extra" w:hAnsi="BRH Tamil Tab Extra" w:cs="Latha"/>
-                <w:b/>
-                <w:sz w:val="36"/>
-                <w:szCs w:val="28"/>
-              </w:rPr>
-              <w:t>…</w:t>
-            </w:r>
-            <w:r>
-              <w:rPr>
-                <w:rFonts w:ascii="Latha" w:hAnsi="Latha" w:cs="Latha"/>
-                <w:sz w:val="28"/>
-                <w:szCs w:val="28"/>
-                <w:cs/>
-                <w:lang w:bidi="ta-IN"/>
-              </w:rPr>
-              <w:t>னஸ்யா</w:t>
-            </w:r>
-            <w:r>
-              <w:rPr>
-                <w:rFonts w:ascii="BRH Tamil Tab Extra" w:hAnsi="BRH Tamil Tab Extra" w:cs="Latha"/>
-                <w:b/>
-                <w:sz w:val="36"/>
-                <w:szCs w:val="28"/>
-              </w:rPr>
-              <w:t>†</w:t>
-            </w:r>
-            <w:r>
-              <w:rPr>
-                <w:rFonts w:ascii="BRH Devanagari Extra" w:hAnsi="BRH Devanagari Extra" w:cs="Latha"/>
-                <w:b/>
-                <w:sz w:val="36"/>
-                <w:szCs w:val="28"/>
-              </w:rPr>
-              <w:t>ÅÅ</w:t>
-            </w:r>
-            <w:r>
-              <w:rPr>
-                <w:rFonts w:ascii="Latha" w:hAnsi="Latha" w:cs="Latha"/>
-                <w:sz w:val="28"/>
-                <w:szCs w:val="28"/>
-              </w:rPr>
-              <w:t>*</w:t>
-            </w:r>
-            <w:r>
-              <w:rPr>
-                <w:rFonts w:ascii="Latha" w:hAnsi="Latha" w:cs="Latha"/>
-                <w:sz w:val="28"/>
-                <w:szCs w:val="28"/>
-                <w:cs/>
-                <w:lang w:bidi="ta-IN"/>
-              </w:rPr>
-              <w:t>கா</w:t>
-            </w:r>
-            <w:r>
-              <w:rPr>
-                <w:rFonts w:ascii="BRH Tamil Tab Extra" w:hAnsi="BRH Tamil Tab Extra" w:cs="Latha"/>
-                <w:b/>
-                <w:sz w:val="36"/>
-                <w:szCs w:val="28"/>
-              </w:rPr>
-              <w:t>…</w:t>
-            </w:r>
-            <w:r>
-              <w:rPr>
-                <w:rFonts w:ascii="Latha" w:hAnsi="Latha" w:cs="Latha"/>
-                <w:sz w:val="28"/>
-                <w:szCs w:val="28"/>
-                <w:cs/>
-                <w:lang w:bidi="ta-IN"/>
-              </w:rPr>
-              <w:t>லே</w:t>
-            </w:r>
-          </w:p>
-        </w:tc>
-      </w:tr>
-    </w:tbl>
-    <w:p>
-      <w:pPr>
-        <w:jc w:val="center"/>
-        <w:rPr>
-          <w:b/>
-          <w:bCs/>
-          <w:sz w:val="32"/>
-          <w:szCs w:val="32"/>
-          <w:u w:val="single"/>
-        </w:rPr>
-      </w:pPr>
-    </w:p>
-    <w:p>
-      <w:pPr>
-        <w:jc w:val="center"/>
-        <w:rPr>
-          <w:b/>
-          <w:bCs/>
-          <w:sz w:val="32"/>
-          <w:szCs w:val="32"/>
-          <w:u w:val="single"/>
-        </w:rPr>
-      </w:pPr>
-    </w:p>
-    <w:p>
-      <w:pPr>
-        <w:jc w:val="center"/>
-        <w:rPr>
-          <w:b/>
-          <w:bCs/>
-          <w:sz w:val="32"/>
-          <w:szCs w:val="32"/>
-          <w:u w:val="single"/>
-        </w:rPr>
-      </w:pPr>
-    </w:p>
-    <w:p>
-      <w:pPr>
-        <w:jc w:val="center"/>
-        <w:rPr>
-          <w:b/>
-          <w:bCs/>
-          <w:sz w:val="32"/>
-          <w:szCs w:val="32"/>
-          <w:u w:val="single"/>
-        </w:rPr>
-      </w:pPr>
-    </w:p>
     <w:p>
       <w:pPr>
         <w:jc w:val="center"/>
@@ -1305,7 +646,7 @@
       <w:bookmarkEnd w:id="0"/>
       <w:tr>
         <w:trPr>
-          <w:trHeight w:val="1531"/>
+          <w:trHeight w:val="1034"/>
         </w:trPr>
         <w:tc>
           <w:tcPr>
@@ -1416,7 +757,6 @@
                 <w:lang w:bidi="ta-IN"/>
               </w:rPr>
             </w:pPr>
-            <w:proofErr w:type="gramStart"/>
             <w:r>
               <w:rPr>
                 <w:rFonts w:cs="Latha"/>
@@ -1425,18 +765,7 @@
                 <w:szCs w:val="28"/>
                 <w:lang w:bidi="ta-IN"/>
               </w:rPr>
-              <w:t>Panchaati  No.</w:t>
-            </w:r>
-            <w:proofErr w:type="gramEnd"/>
-            <w:r>
-              <w:rPr>
-                <w:rFonts w:cs="Latha"/>
-                <w:b/>
-                <w:sz w:val="28"/>
-                <w:szCs w:val="28"/>
-                <w:lang w:bidi="ta-IN"/>
-              </w:rPr>
-              <w:t xml:space="preserve"> - </w:t>
+              <w:t xml:space="preserve">Panchaati  No. - </w:t>
             </w:r>
             <w:r>
               <w:rPr>
@@ -1849,7 +1178,7 @@
       </w:tr>
       <w:tr>
         <w:trPr>
-          <w:trHeight w:val="1531"/>
+          <w:trHeight w:val="1403"/>
         </w:trPr>
         <w:tc>
           <w:tcPr>
@@ -1880,7 +1209,6 @@
                 <w:szCs w:val="28"/>
                 <w:lang w:bidi="ta-IN"/>
               </w:rPr>
-              <w:lastRenderedPageBreak/>
               <w:t>TS 2.2.</w:t>
             </w:r>
             <w:r>
@@ -1948,7 +1276,6 @@
                 <w:lang w:bidi="ta-IN"/>
               </w:rPr>
             </w:pPr>
-            <w:proofErr w:type="gramStart"/>
             <w:r>
               <w:rPr>
                 <w:rFonts w:cs="Latha"/>
@@ -1957,18 +1284,7 @@
                 <w:szCs w:val="28"/>
                 <w:lang w:bidi="ta-IN"/>
               </w:rPr>
-              <w:t>Panchaati  No.</w:t>
-            </w:r>
-            <w:proofErr w:type="gramEnd"/>
-            <w:r>
-              <w:rPr>
-                <w:rFonts w:cs="Latha"/>
-                <w:b/>
-                <w:sz w:val="28"/>
-                <w:szCs w:val="28"/>
-                <w:lang w:bidi="ta-IN"/>
-              </w:rPr>
-              <w:t xml:space="preserve"> - </w:t>
+              <w:t xml:space="preserve">Panchaati  No. - </w:t>
             </w:r>
             <w:r>
               <w:rPr>
@@ -2495,7 +1811,7 @@
       </w:tr>
       <w:tr>
         <w:trPr>
-          <w:trHeight w:val="1531"/>
+          <w:trHeight w:val="1048"/>
         </w:trPr>
         <w:tc>
           <w:tcPr>
@@ -2542,47 +1858,7 @@
                 <w:szCs w:val="28"/>
                 <w:lang w:eastAsia="en-IN" w:bidi="ml-IN"/>
               </w:rPr>
-              <w:t>2</w:t>
-            </w:r>
-            <w:r>
-              <w:rPr>
-                <w:rFonts w:eastAsia="Times New Roman" w:cs="Arial"/>
-                <w:b/>
-                <w:sz w:val="28"/>
-                <w:szCs w:val="28"/>
-                <w:lang w:eastAsia="en-IN" w:bidi="ml-IN"/>
-              </w:rPr>
-              <w:t>.</w:t>
-            </w:r>
-            <w:r>
-              <w:rPr>
-                <w:rFonts w:eastAsia="Times New Roman" w:cs="Arial"/>
-                <w:b/>
-                <w:sz w:val="28"/>
-                <w:szCs w:val="28"/>
-                <w:lang w:eastAsia="en-IN" w:bidi="ml-IN"/>
-              </w:rPr>
-              <w:t>12</w:t>
-            </w:r>
-            <w:r>
-              <w:rPr>
-                <w:rFonts w:eastAsia="Times New Roman" w:cs="Arial"/>
-                <w:b/>
-                <w:sz w:val="28"/>
-                <w:szCs w:val="28"/>
-                <w:lang w:eastAsia="en-IN" w:bidi="ml-IN"/>
-              </w:rPr>
-              <w:t>.</w:t>
-            </w:r>
-            <w:r>
-              <w:rPr>
-                <w:rFonts w:eastAsia="Times New Roman" w:cs="Arial"/>
-                <w:b/>
-                <w:sz w:val="28"/>
-                <w:szCs w:val="28"/>
-                <w:lang w:eastAsia="en-IN" w:bidi="ml-IN"/>
-              </w:rPr>
-              <w:t>8</w:t>
+              <w:t>2.9.5</w:t>
             </w:r>
             <w:r>
               <w:rPr>
@@ -2640,7 +1916,7 @@
                 <w:szCs w:val="28"/>
                 <w:lang w:eastAsia="en-IN" w:bidi="ml-IN"/>
               </w:rPr>
-              <w:t xml:space="preserve">Line No. </w:t>
+              <w:t>Line</w:t>
             </w:r>
             <w:r>
               <w:rPr>
@@ -2650,18 +1926,34 @@
                 <w:szCs w:val="28"/>
                 <w:lang w:eastAsia="en-IN" w:bidi="ml-IN"/>
               </w:rPr>
-              <w:t>1</w:t>
+              <w:t xml:space="preserve"> No. </w:t>
+            </w:r>
+            <w:r>
+              <w:rPr>
+                <w:rFonts w:eastAsia="Times New Roman" w:cs="Arial"/>
+                <w:b/>
+                <w:sz w:val="28"/>
+                <w:szCs w:val="28"/>
+                <w:lang w:eastAsia="en-IN" w:bidi="ml-IN"/>
+              </w:rPr>
+              <w:t>5</w:t>
             </w:r>
           </w:p>
           <w:p>
             <w:pPr>
-              <w:spacing w:before="0" w:line="240" w:lineRule="auto"/>
-              <w:rPr>
-                <w:rFonts w:cs="Latha"/>
-                <w:b/>
-                <w:sz w:val="28"/>
-                <w:szCs w:val="28"/>
-                <w:lang w:bidi="ta-IN"/>
+              <w:widowControl w:val="0"/>
+              <w:autoSpaceDE w:val="0"/>
+              <w:autoSpaceDN w:val="0"/>
+              <w:adjustRightInd w:val="0"/>
+              <w:spacing w:before="0" w:line="264" w:lineRule="auto"/>
+              <w:ind w:right="-320"/>
+              <w:jc w:val="both"/>
+              <w:rPr>
+                <w:rFonts w:eastAsia="Times New Roman" w:cs="Arial"/>
+                <w:b/>
+                <w:sz w:val="28"/>
+                <w:szCs w:val="28"/>
+                <w:lang w:eastAsia="en-IN" w:bidi="ml-IN"/>
               </w:rPr>
             </w:pPr>
             <w:r>
@@ -2682,7 +1974,7 @@
                 <w:szCs w:val="28"/>
                 <w:lang w:eastAsia="en-IN" w:bidi="ml-IN"/>
               </w:rPr>
-              <w:t>71</w:t>
+              <w:t xml:space="preserve"> 50</w:t>
             </w:r>
           </w:p>
         </w:tc>
@@ -2703,22 +1995,52 @@
               <w:autoSpaceDN w:val="0"/>
               <w:adjustRightInd w:val="0"/>
               <w:spacing w:before="0" w:line="240" w:lineRule="auto"/>
+              <w:ind w:right="-22"/>
               <w:rPr>
                 <w:rFonts w:ascii="BRH Malayalam Extra" w:hAnsi="BRH Malayalam Extra" w:cs="BRH Malayalam Extra"/>
                 <w:sz w:val="40"/>
                 <w:szCs w:val="40"/>
+              </w:rPr>
+            </w:pPr>
+            <w:r>
+              <w:rPr>
+                <w:rFonts w:ascii="Latha" w:hAnsi="Latha" w:cs="Latha"/>
+                <w:sz w:val="28"/>
+                <w:szCs w:val="28"/>
+                <w:cs/>
+                <w:lang w:bidi="ta-IN"/>
+              </w:rPr>
+              <w:t>ப்ராதஸ்ஸவ</w:t>
+            </w:r>
+            <w:r>
+              <w:rPr>
+                <w:rFonts w:ascii="Latha" w:hAnsi="Latha" w:cs="Latha"/>
+                <w:sz w:val="28"/>
+                <w:szCs w:val="28"/>
                 <w:highlight w:val="yellow"/>
-              </w:rPr>
-            </w:pPr>
-            <w:r>
-              <w:rPr>
-                <w:rFonts w:ascii="Latha" w:hAnsi="Latha" w:cs="Latha"/>
-                <w:sz w:val="28"/>
-                <w:szCs w:val="28"/>
-                <w:cs/>
-                <w:lang w:bidi="ta-IN"/>
-              </w:rPr>
-              <w:t>யாஸி</w:t>
+                <w:cs/>
+                <w:lang w:bidi="ta-IN"/>
+              </w:rPr>
+              <w:t>ன</w:t>
+            </w:r>
+            <w:r>
+              <w:rPr>
+                <w:rFonts w:ascii="BRH Tamil Tab Extra" w:hAnsi="BRH Tamil Tab Extra" w:cs="Latha"/>
+                <w:b/>
+                <w:sz w:val="36"/>
+                <w:szCs w:val="28"/>
+              </w:rPr>
+              <w:t>…</w:t>
+            </w:r>
+            <w:r>
+              <w:rPr>
+                <w:rFonts w:ascii="Latha" w:hAnsi="Latha" w:cs="Latha"/>
+                <w:sz w:val="28"/>
+                <w:szCs w:val="28"/>
+                <w:cs/>
+                <w:lang w:bidi="ta-IN"/>
+              </w:rPr>
+              <w:t>ஸ்யா</w:t>
             </w:r>
             <w:r>
               <w:rPr>
@@ -2731,105 +2053,49 @@
             </w:r>
             <w:r>
               <w:rPr>
-                <w:rFonts w:ascii="Latha" w:hAnsi="Latha" w:cs="Latha"/>
-                <w:sz w:val="28"/>
-                <w:szCs w:val="28"/>
-              </w:rPr>
-              <w:t xml:space="preserve"> </w:t>
-            </w:r>
-            <w:r>
-              <w:rPr>
-                <w:rFonts w:ascii="Latha" w:hAnsi="Latha" w:cs="Latha"/>
-                <w:sz w:val="28"/>
-                <w:szCs w:val="28"/>
-                <w:cs/>
-                <w:lang w:bidi="ta-IN"/>
-              </w:rPr>
-              <w:t>தா</w:t>
-            </w:r>
-            <w:r>
-              <w:rPr>
-                <w:rFonts w:ascii="BRH Tamil Tab Extra" w:hAnsi="BRH Tamil Tab Extra" w:cs="Latha"/>
-                <w:b/>
-                <w:sz w:val="36"/>
-                <w:szCs w:val="28"/>
-              </w:rPr>
-              <w:t>…</w:t>
-            </w:r>
-            <w:r>
-              <w:rPr>
-                <w:rFonts w:ascii="Latha" w:hAnsi="Latha" w:cs="Latha"/>
-                <w:b/>
-                <w:bCs/>
-                <w:position w:val="-12"/>
-                <w:sz w:val="28"/>
-                <w:szCs w:val="28"/>
-                <w:cs/>
-                <w:lang w:bidi="ta-IN"/>
-              </w:rPr>
-              <w:t>3</w:t>
-            </w:r>
-            <w:r>
-              <w:rPr>
-                <w:rFonts w:ascii="Latha" w:hAnsi="Latha" w:cs="Latha"/>
-                <w:sz w:val="28"/>
-                <w:szCs w:val="28"/>
-                <w:cs/>
-                <w:lang w:bidi="ta-IN"/>
-              </w:rPr>
-              <w:t>ஶ்வா</w:t>
-            </w:r>
-            <w:r>
-              <w:rPr>
                 <w:rFonts w:ascii="BRH Devanagari Extra" w:hAnsi="BRH Devanagari Extra" w:cs="Latha"/>
                 <w:b/>
                 <w:sz w:val="36"/>
                 <w:szCs w:val="28"/>
               </w:rPr>
-              <w:t>óè</w:t>
-            </w:r>
-            <w:r>
-              <w:rPr>
-                <w:rFonts w:ascii="Latha" w:hAnsi="Latha" w:cs="Latha"/>
-                <w:sz w:val="28"/>
-                <w:szCs w:val="28"/>
-                <w:highlight w:val="yellow"/>
-                <w:cs/>
-                <w:lang w:bidi="ta-IN"/>
-              </w:rPr>
-              <w:t>ஸ</w:t>
-            </w:r>
-            <w:r>
-              <w:rPr>
-                <w:rFonts w:ascii="Latha" w:hAnsi="Latha" w:cs="Latha"/>
-                <w:sz w:val="28"/>
-                <w:szCs w:val="28"/>
-                <w:cs/>
-                <w:lang w:bidi="ta-IN"/>
-              </w:rPr>
-              <w:t>மச்சா</w:t>
-            </w:r>
-            <w:r>
-              <w:rPr>
-                <w:rFonts w:ascii="BRH Tamil Tab Extra" w:hAnsi="BRH Tamil Tab Extra" w:cs="Latha"/>
-                <w:b/>
-                <w:sz w:val="36"/>
-                <w:szCs w:val="28"/>
-              </w:rPr>
-              <w:t>†</w:t>
-            </w:r>
-            <w:r>
-              <w:rPr>
-                <w:rFonts w:ascii="Latha" w:hAnsi="Latha" w:cs="Latha"/>
-                <w:b/>
-                <w:bCs/>
-                <w:position w:val="-12"/>
-                <w:sz w:val="28"/>
-                <w:szCs w:val="28"/>
-                <w:cs/>
-                <w:lang w:bidi="ta-IN"/>
-              </w:rPr>
-              <w:t>2</w:t>
+              <w:t>ÅÅ</w:t>
+            </w:r>
+            <w:r>
+              <w:rPr>
+                <w:rFonts w:ascii="Latha" w:hAnsi="Latha" w:cs="Latha"/>
+                <w:sz w:val="28"/>
+                <w:szCs w:val="28"/>
+              </w:rPr>
+              <w:t>*</w:t>
+            </w:r>
+            <w:r>
+              <w:rPr>
+                <w:rFonts w:ascii="Latha" w:hAnsi="Latha" w:cs="Latha"/>
+                <w:sz w:val="28"/>
+                <w:szCs w:val="28"/>
+                <w:cs/>
+                <w:lang w:bidi="ta-IN"/>
+              </w:rPr>
+              <w:t>கா</w:t>
+            </w:r>
+            <w:r>
+              <w:rPr>
+                <w:rFonts w:ascii="BRH Tamil Tab Extra" w:hAnsi="BRH Tamil Tab Extra" w:cs="Latha"/>
+                <w:b/>
+                <w:sz w:val="36"/>
+                <w:szCs w:val="28"/>
+              </w:rPr>
+              <w:t>…</w:t>
+            </w:r>
+            <w:r>
+              <w:rPr>
+                <w:rFonts w:ascii="Latha" w:hAnsi="Latha" w:cs="Latha"/>
+                <w:sz w:val="28"/>
+                <w:szCs w:val="28"/>
+                <w:cs/>
+                <w:lang w:bidi="ta-IN"/>
+              </w:rPr>
+              <w:t>லே</w:t>
             </w:r>
           </w:p>
         </w:tc>
@@ -2851,6 +2117,469 @@
               <w:autoSpaceDN w:val="0"/>
               <w:adjustRightInd w:val="0"/>
               <w:spacing w:before="0" w:line="240" w:lineRule="auto"/>
+              <w:ind w:right="-22"/>
+              <w:rPr>
+                <w:rFonts w:ascii="BRH Malayalam Extra" w:hAnsi="BRH Malayalam Extra" w:cs="BRH Malayalam Extra"/>
+                <w:sz w:val="40"/>
+                <w:szCs w:val="40"/>
+              </w:rPr>
+            </w:pPr>
+            <w:r>
+              <w:rPr>
+                <w:rFonts w:ascii="Latha" w:hAnsi="Latha" w:cs="Latha"/>
+                <w:sz w:val="28"/>
+                <w:szCs w:val="28"/>
+                <w:cs/>
+                <w:lang w:bidi="ta-IN"/>
+              </w:rPr>
+              <w:t>ப்ராதஸ்ஸ</w:t>
+            </w:r>
+            <w:r>
+              <w:rPr>
+                <w:rFonts w:ascii="Latha" w:hAnsi="Latha" w:cs="Latha"/>
+                <w:sz w:val="28"/>
+                <w:szCs w:val="28"/>
+                <w:highlight w:val="green"/>
+                <w:cs/>
+                <w:lang w:bidi="ta-IN"/>
+              </w:rPr>
+              <w:t>வ</w:t>
+            </w:r>
+            <w:r>
+              <w:rPr>
+                <w:rFonts w:ascii="BRH Tamil Tab Extra" w:hAnsi="BRH Tamil Tab Extra" w:cs="Latha"/>
+                <w:b/>
+                <w:sz w:val="36"/>
+                <w:szCs w:val="28"/>
+              </w:rPr>
+              <w:t>…</w:t>
+            </w:r>
+            <w:r>
+              <w:rPr>
+                <w:rFonts w:ascii="Latha" w:hAnsi="Latha" w:cs="Latha"/>
+                <w:sz w:val="28"/>
+                <w:szCs w:val="28"/>
+                <w:cs/>
+                <w:lang w:bidi="ta-IN"/>
+              </w:rPr>
+              <w:t>னஸ்யா</w:t>
+            </w:r>
+            <w:r>
+              <w:rPr>
+                <w:rFonts w:ascii="BRH Tamil Tab Extra" w:hAnsi="BRH Tamil Tab Extra" w:cs="Latha"/>
+                <w:b/>
+                <w:sz w:val="36"/>
+                <w:szCs w:val="28"/>
+              </w:rPr>
+              <w:t>†</w:t>
+            </w:r>
+            <w:r>
+              <w:rPr>
+                <w:rFonts w:ascii="BRH Devanagari Extra" w:hAnsi="BRH Devanagari Extra" w:cs="Latha"/>
+                <w:b/>
+                <w:sz w:val="36"/>
+                <w:szCs w:val="28"/>
+              </w:rPr>
+              <w:t>ÅÅ</w:t>
+            </w:r>
+            <w:r>
+              <w:rPr>
+                <w:rFonts w:ascii="Latha" w:hAnsi="Latha" w:cs="Latha"/>
+                <w:sz w:val="28"/>
+                <w:szCs w:val="28"/>
+              </w:rPr>
+              <w:t>*</w:t>
+            </w:r>
+            <w:r>
+              <w:rPr>
+                <w:rFonts w:ascii="Latha" w:hAnsi="Latha" w:cs="Latha"/>
+                <w:sz w:val="28"/>
+                <w:szCs w:val="28"/>
+                <w:cs/>
+                <w:lang w:bidi="ta-IN"/>
+              </w:rPr>
+              <w:t>கா</w:t>
+            </w:r>
+            <w:r>
+              <w:rPr>
+                <w:rFonts w:ascii="BRH Tamil Tab Extra" w:hAnsi="BRH Tamil Tab Extra" w:cs="Latha"/>
+                <w:b/>
+                <w:sz w:val="36"/>
+                <w:szCs w:val="28"/>
+              </w:rPr>
+              <w:t>…</w:t>
+            </w:r>
+            <w:r>
+              <w:rPr>
+                <w:rFonts w:ascii="Latha" w:hAnsi="Latha" w:cs="Latha"/>
+                <w:sz w:val="28"/>
+                <w:szCs w:val="28"/>
+                <w:cs/>
+                <w:lang w:bidi="ta-IN"/>
+              </w:rPr>
+              <w:t>லே</w:t>
+            </w:r>
+          </w:p>
+        </w:tc>
+      </w:tr>
+      <w:tr>
+        <w:trPr>
+          <w:trHeight w:val="1042"/>
+        </w:trPr>
+        <w:tc>
+          <w:tcPr>
+            <w:tcW w:w="3290" w:type="dxa"/>
+            <w:tcBorders>
+              <w:top w:val="single" w:sz="4" w:space="0" w:color="000000"/>
+              <w:left w:val="single" w:sz="4" w:space="0" w:color="000000"/>
+              <w:bottom w:val="single" w:sz="4" w:space="0" w:color="000000"/>
+              <w:right w:val="single" w:sz="4" w:space="0" w:color="000000"/>
+            </w:tcBorders>
+          </w:tcPr>
+          <w:p>
+            <w:pPr>
+              <w:widowControl w:val="0"/>
+              <w:autoSpaceDE w:val="0"/>
+              <w:autoSpaceDN w:val="0"/>
+              <w:adjustRightInd w:val="0"/>
+              <w:spacing w:before="0" w:line="264" w:lineRule="auto"/>
+              <w:ind w:right="-320"/>
+              <w:jc w:val="both"/>
+              <w:rPr>
+                <w:rFonts w:eastAsia="Times New Roman" w:cs="Arial"/>
+                <w:b/>
+                <w:sz w:val="28"/>
+                <w:szCs w:val="28"/>
+                <w:lang w:eastAsia="en-IN" w:bidi="ml-IN"/>
+              </w:rPr>
+            </w:pPr>
+            <w:r>
+              <w:rPr>
+                <w:rFonts w:eastAsia="Times New Roman" w:cs="Arial"/>
+                <w:b/>
+                <w:sz w:val="28"/>
+                <w:szCs w:val="28"/>
+                <w:lang w:eastAsia="en-IN" w:bidi="ml-IN"/>
+              </w:rPr>
+              <w:t>TS 2.</w:t>
+            </w:r>
+            <w:r>
+              <w:rPr>
+                <w:rFonts w:eastAsia="Times New Roman" w:cs="Arial"/>
+                <w:b/>
+                <w:sz w:val="28"/>
+                <w:szCs w:val="28"/>
+                <w:lang w:eastAsia="en-IN" w:bidi="ml-IN"/>
+              </w:rPr>
+              <w:t>2</w:t>
+            </w:r>
+            <w:r>
+              <w:rPr>
+                <w:rFonts w:eastAsia="Times New Roman" w:cs="Arial"/>
+                <w:b/>
+                <w:sz w:val="28"/>
+                <w:szCs w:val="28"/>
+                <w:lang w:eastAsia="en-IN" w:bidi="ml-IN"/>
+              </w:rPr>
+              <w:t>.</w:t>
+            </w:r>
+            <w:r>
+              <w:rPr>
+                <w:rFonts w:eastAsia="Times New Roman" w:cs="Arial"/>
+                <w:b/>
+                <w:sz w:val="28"/>
+                <w:szCs w:val="28"/>
+                <w:lang w:eastAsia="en-IN" w:bidi="ml-IN"/>
+              </w:rPr>
+              <w:t>12</w:t>
+            </w:r>
+            <w:r>
+              <w:rPr>
+                <w:rFonts w:eastAsia="Times New Roman" w:cs="Arial"/>
+                <w:b/>
+                <w:sz w:val="28"/>
+                <w:szCs w:val="28"/>
+                <w:lang w:eastAsia="en-IN" w:bidi="ml-IN"/>
+              </w:rPr>
+              <w:t>.</w:t>
+            </w:r>
+            <w:r>
+              <w:rPr>
+                <w:rFonts w:eastAsia="Times New Roman" w:cs="Arial"/>
+                <w:b/>
+                <w:sz w:val="28"/>
+                <w:szCs w:val="28"/>
+                <w:lang w:eastAsia="en-IN" w:bidi="ml-IN"/>
+              </w:rPr>
+              <w:t>8</w:t>
+            </w:r>
+            <w:r>
+              <w:rPr>
+                <w:rFonts w:eastAsia="Times New Roman" w:cs="Arial"/>
+                <w:b/>
+                <w:sz w:val="28"/>
+                <w:szCs w:val="28"/>
+                <w:lang w:eastAsia="en-IN" w:bidi="ml-IN"/>
+              </w:rPr>
+              <w:t xml:space="preserve"> </w:t>
+            </w:r>
+            <w:r>
+              <w:rPr>
+                <w:rFonts w:eastAsia="Times New Roman" w:cs="Arial"/>
+                <w:b/>
+                <w:sz w:val="28"/>
+                <w:szCs w:val="28"/>
+                <w:lang w:eastAsia="en-IN" w:bidi="ml-IN"/>
+              </w:rPr>
+              <w:t xml:space="preserve">- </w:t>
+            </w:r>
+            <w:r>
+              <w:rPr>
+                <w:rFonts w:eastAsia="Times New Roman" w:cs="Arial"/>
+                <w:b/>
+                <w:sz w:val="28"/>
+                <w:szCs w:val="28"/>
+                <w:lang w:eastAsia="en-IN" w:bidi="ml-IN"/>
+              </w:rPr>
+              <w:t>Vaakyam</w:t>
+            </w:r>
+          </w:p>
+          <w:p>
+            <w:pPr>
+              <w:widowControl w:val="0"/>
+              <w:autoSpaceDE w:val="0"/>
+              <w:autoSpaceDN w:val="0"/>
+              <w:adjustRightInd w:val="0"/>
+              <w:spacing w:before="0" w:line="264" w:lineRule="auto"/>
+              <w:ind w:right="-320"/>
+              <w:jc w:val="both"/>
+              <w:rPr>
+                <w:rFonts w:eastAsia="Times New Roman" w:cs="Arial"/>
+                <w:b/>
+                <w:sz w:val="28"/>
+                <w:szCs w:val="28"/>
+                <w:lang w:eastAsia="en-IN" w:bidi="ml-IN"/>
+              </w:rPr>
+            </w:pPr>
+            <w:r>
+              <w:rPr>
+                <w:rFonts w:eastAsia="Times New Roman" w:cs="Arial"/>
+                <w:b/>
+                <w:sz w:val="28"/>
+                <w:szCs w:val="28"/>
+                <w:lang w:eastAsia="en-IN" w:bidi="ml-IN"/>
+              </w:rPr>
+              <w:t xml:space="preserve">Line No. </w:t>
+            </w:r>
+            <w:r>
+              <w:rPr>
+                <w:rFonts w:eastAsia="Times New Roman" w:cs="Arial"/>
+                <w:b/>
+                <w:sz w:val="28"/>
+                <w:szCs w:val="28"/>
+                <w:lang w:eastAsia="en-IN" w:bidi="ml-IN"/>
+              </w:rPr>
+              <w:t>1</w:t>
+            </w:r>
+          </w:p>
+          <w:p>
+            <w:pPr>
+              <w:spacing w:before="0" w:line="240" w:lineRule="auto"/>
+              <w:rPr>
+                <w:rFonts w:cs="Latha"/>
+                <w:b/>
+                <w:sz w:val="28"/>
+                <w:szCs w:val="28"/>
+                <w:lang w:bidi="ta-IN"/>
+              </w:rPr>
+            </w:pPr>
+            <w:r>
+              <w:rPr>
+                <w:rFonts w:eastAsia="Times New Roman" w:cs="Arial"/>
+                <w:b/>
+                <w:sz w:val="28"/>
+                <w:szCs w:val="28"/>
+                <w:lang w:eastAsia="en-IN" w:bidi="ml-IN"/>
+              </w:rPr>
+              <w:t>Panchaati No.</w:t>
+            </w:r>
+            <w:r>
+              <w:rPr>
+                <w:rFonts w:eastAsia="Times New Roman" w:cs="Arial"/>
+                <w:b/>
+                <w:sz w:val="28"/>
+                <w:szCs w:val="28"/>
+                <w:lang w:eastAsia="en-IN" w:bidi="ml-IN"/>
+              </w:rPr>
+              <w:t>71</w:t>
+            </w:r>
+          </w:p>
+        </w:tc>
+        <w:tc>
+          <w:tcPr>
+            <w:tcW w:w="5103" w:type="dxa"/>
+            <w:tcBorders>
+              <w:top w:val="single" w:sz="4" w:space="0" w:color="000000"/>
+              <w:left w:val="single" w:sz="4" w:space="0" w:color="000000"/>
+              <w:bottom w:val="single" w:sz="4" w:space="0" w:color="000000"/>
+              <w:right w:val="single" w:sz="4" w:space="0" w:color="000000"/>
+            </w:tcBorders>
+          </w:tcPr>
+          <w:p>
+            <w:pPr>
+              <w:widowControl w:val="0"/>
+              <w:autoSpaceDE w:val="0"/>
+              <w:autoSpaceDN w:val="0"/>
+              <w:adjustRightInd w:val="0"/>
+              <w:spacing w:before="0" w:line="240" w:lineRule="auto"/>
+              <w:rPr>
+                <w:rFonts w:ascii="BRH Malayalam Extra" w:hAnsi="BRH Malayalam Extra" w:cs="BRH Malayalam Extra"/>
+                <w:sz w:val="40"/>
+                <w:szCs w:val="40"/>
+                <w:highlight w:val="yellow"/>
+              </w:rPr>
+            </w:pPr>
+            <w:r>
+              <w:rPr>
+                <w:rFonts w:ascii="Latha" w:hAnsi="Latha" w:cs="Latha"/>
+                <w:sz w:val="28"/>
+                <w:szCs w:val="28"/>
+                <w:cs/>
+                <w:lang w:bidi="ta-IN"/>
+              </w:rPr>
+              <w:t>யாஸி</w:t>
+            </w:r>
+            <w:r>
+              <w:rPr>
+                <w:rFonts w:ascii="BRH Tamil Tab Extra" w:hAnsi="BRH Tamil Tab Extra" w:cs="Latha"/>
+                <w:b/>
+                <w:sz w:val="36"/>
+                <w:szCs w:val="28"/>
+              </w:rPr>
+              <w:t>†</w:t>
+            </w:r>
+            <w:r>
+              <w:rPr>
+                <w:rFonts w:ascii="Latha" w:hAnsi="Latha" w:cs="Latha"/>
+                <w:sz w:val="28"/>
+                <w:szCs w:val="28"/>
+              </w:rPr>
+              <w:t xml:space="preserve"> </w:t>
+            </w:r>
+            <w:r>
+              <w:rPr>
+                <w:rFonts w:ascii="Latha" w:hAnsi="Latha" w:cs="Latha"/>
+                <w:sz w:val="28"/>
+                <w:szCs w:val="28"/>
+                <w:cs/>
+                <w:lang w:bidi="ta-IN"/>
+              </w:rPr>
+              <w:t>தா</w:t>
+            </w:r>
+            <w:r>
+              <w:rPr>
+                <w:rFonts w:ascii="BRH Tamil Tab Extra" w:hAnsi="BRH Tamil Tab Extra" w:cs="Latha"/>
+                <w:b/>
+                <w:sz w:val="36"/>
+                <w:szCs w:val="28"/>
+              </w:rPr>
+              <w:t>…</w:t>
+            </w:r>
+            <w:r>
+              <w:rPr>
+                <w:rFonts w:ascii="Latha" w:hAnsi="Latha" w:cs="Latha"/>
+                <w:b/>
+                <w:bCs/>
+                <w:position w:val="-12"/>
+                <w:sz w:val="28"/>
+                <w:szCs w:val="28"/>
+                <w:cs/>
+                <w:lang w:bidi="ta-IN"/>
+              </w:rPr>
+              <w:t>3</w:t>
+            </w:r>
+            <w:r>
+              <w:rPr>
+                <w:rFonts w:ascii="Latha" w:hAnsi="Latha" w:cs="Latha"/>
+                <w:sz w:val="28"/>
+                <w:szCs w:val="28"/>
+                <w:cs/>
+                <w:lang w:bidi="ta-IN"/>
+              </w:rPr>
+              <w:t>ஶ்வா</w:t>
+            </w:r>
+            <w:r>
+              <w:rPr>
+                <w:rFonts w:ascii="BRH Devanagari Extra" w:hAnsi="BRH Devanagari Extra" w:cs="Latha"/>
+                <w:b/>
+                <w:sz w:val="36"/>
+                <w:szCs w:val="28"/>
+              </w:rPr>
+              <w:t>óè</w:t>
+            </w:r>
+            <w:r>
+              <w:rPr>
+                <w:rFonts w:ascii="Latha" w:hAnsi="Latha" w:cs="Latha"/>
+                <w:sz w:val="28"/>
+                <w:szCs w:val="28"/>
+                <w:highlight w:val="yellow"/>
+                <w:cs/>
+                <w:lang w:bidi="ta-IN"/>
+              </w:rPr>
+              <w:t>ஸ</w:t>
+            </w:r>
+            <w:r>
+              <w:rPr>
+                <w:rFonts w:ascii="Latha" w:hAnsi="Latha" w:cs="Latha"/>
+                <w:sz w:val="28"/>
+                <w:szCs w:val="28"/>
+                <w:cs/>
+                <w:lang w:bidi="ta-IN"/>
+              </w:rPr>
+              <w:t>மச்சா</w:t>
+            </w:r>
+            <w:r>
+              <w:rPr>
+                <w:rFonts w:ascii="BRH Tamil Tab Extra" w:hAnsi="BRH Tamil Tab Extra" w:cs="Latha"/>
+                <w:b/>
+                <w:sz w:val="36"/>
+                <w:szCs w:val="28"/>
+              </w:rPr>
+              <w:t>†</w:t>
+            </w:r>
+            <w:r>
+              <w:rPr>
+                <w:rFonts w:ascii="Latha" w:hAnsi="Latha" w:cs="Latha"/>
+                <w:b/>
+                <w:bCs/>
+                <w:position w:val="-12"/>
+                <w:sz w:val="28"/>
+                <w:szCs w:val="28"/>
+                <w:cs/>
+                <w:lang w:bidi="ta-IN"/>
+              </w:rPr>
+              <w:t>2</w:t>
+            </w:r>
+          </w:p>
+        </w:tc>
+        <w:tc>
+          <w:tcPr>
+            <w:tcW w:w="5269" w:type="dxa"/>
+            <w:gridSpan w:val="2"/>
+            <w:tcBorders>
+              <w:top w:val="single" w:sz="4" w:space="0" w:color="000000"/>
+              <w:left w:val="single" w:sz="4" w:space="0" w:color="000000"/>
+              <w:bottom w:val="single" w:sz="4" w:space="0" w:color="000000"/>
+              <w:right w:val="single" w:sz="4" w:space="0" w:color="000000"/>
+            </w:tcBorders>
+          </w:tcPr>
+          <w:p>
+            <w:pPr>
+              <w:widowControl w:val="0"/>
+              <w:autoSpaceDE w:val="0"/>
+              <w:autoSpaceDN w:val="0"/>
+              <w:adjustRightInd w:val="0"/>
+              <w:spacing w:before="0" w:line="240" w:lineRule="auto"/>
               <w:rPr>
                 <w:rFonts w:ascii="BRH Malayalam Extra" w:hAnsi="BRH Malayalam Extra" w:cs="BRH Malayalam Extra"/>
                 <w:sz w:val="40"/>
@@ -3003,6 +2732,16 @@
           <w:u w:val="single"/>
         </w:rPr>
       </w:pPr>
+      <w:r>
+        <w:rPr>
+          <w:b/>
+          <w:bCs/>
+          <w:sz w:val="32"/>
+          <w:szCs w:val="32"/>
+          <w:u w:val="single"/>
+        </w:rPr>
+        <w:t>=========</w:t>
+      </w:r>
     </w:p>
     <w:p>
       <w:pPr>
@@ -3047,6 +2786,7 @@
           <w:szCs w:val="32"/>
           <w:u w:val="single"/>
         </w:rPr>
+        <w:lastRenderedPageBreak/>
         <w:t xml:space="preserve">TS Pada Paatam – TS 2.2 </w:t>
       </w:r>
       <w:r>
@@ -3330,7 +3070,6 @@
                 <w:lang w:bidi="ta-IN"/>
               </w:rPr>
             </w:pPr>
-            <w:proofErr w:type="gramStart"/>
             <w:r>
               <w:rPr>
                 <w:rFonts w:cs="Latha"/>
@@ -3339,18 +3078,7 @@
                 <w:szCs w:val="28"/>
                 <w:lang w:bidi="ta-IN"/>
               </w:rPr>
-              <w:t>Panchaati  No.</w:t>
-            </w:r>
-            <w:proofErr w:type="gramEnd"/>
-            <w:r>
-              <w:rPr>
-                <w:rFonts w:cs="Latha"/>
-                <w:b/>
-                <w:sz w:val="28"/>
-                <w:szCs w:val="28"/>
-                <w:lang w:bidi="ta-IN"/>
-              </w:rPr>
-              <w:t xml:space="preserve"> - 9</w:t>
+              <w:t>Panchaati  No. - 9</w:t>
             </w:r>
           </w:p>
         </w:tc>
@@ -4066,7 +3794,6 @@
                 <w:szCs w:val="28"/>
                 <w:lang w:bidi="ta-IN"/>
               </w:rPr>
-              <w:lastRenderedPageBreak/>
               <w:t>TS 2.2.</w:t>
             </w:r>
             <w:r>
@@ -4133,7 +3860,6 @@
                 <w:lang w:bidi="ta-IN"/>
               </w:rPr>
             </w:pPr>
-            <w:proofErr w:type="gramStart"/>
             <w:r>
               <w:rPr>
                 <w:rFonts w:cs="Latha"/>
@@ -4142,18 +3868,7 @@
                 <w:szCs w:val="28"/>
                 <w:lang w:bidi="ta-IN"/>
               </w:rPr>
-              <w:t>Panchaati  No.</w:t>
-            </w:r>
-            <w:proofErr w:type="gramEnd"/>
-            <w:r>
-              <w:rPr>
-                <w:rFonts w:cs="Latha"/>
-                <w:b/>
-                <w:sz w:val="28"/>
-                <w:szCs w:val="28"/>
-                <w:lang w:bidi="ta-IN"/>
-              </w:rPr>
-              <w:t xml:space="preserve"> - </w:t>
+              <w:t xml:space="preserve">Panchaati  No. - </w:t>
             </w:r>
             <w:r>
               <w:rPr>
@@ -4704,6 +4419,7 @@
           <w:szCs w:val="32"/>
           <w:u w:val="single"/>
         </w:rPr>
+        <w:lastRenderedPageBreak/>
         <w:t xml:space="preserve">TS Pada Paatam – TS 2.2 Tamil </w:t>
       </w:r>
       <w:r>
@@ -4977,7 +4693,6 @@
                 <w:lang w:bidi="ta-IN"/>
               </w:rPr>
             </w:pPr>
-            <w:proofErr w:type="gramStart"/>
             <w:r>
               <w:rPr>
                 <w:rFonts w:cs="Latha"/>
@@ -4987,19 +4702,7 @@
                 <w:szCs w:val="28"/>
                 <w:lang w:bidi="ta-IN"/>
               </w:rPr>
-              <w:t>Panchaati  No.</w:t>
-            </w:r>
-            <w:proofErr w:type="gramEnd"/>
-            <w:r>
-              <w:rPr>
-                <w:rFonts w:cs="Latha"/>
-                <w:b/>
-                <w:bCs/>
-                <w:sz w:val="28"/>
-                <w:szCs w:val="28"/>
-                <w:lang w:bidi="ta-IN"/>
-              </w:rPr>
-              <w:t xml:space="preserve"> 21</w:t>
+              <w:t>Panchaati  No. 21</w:t>
             </w:r>
           </w:p>
         </w:tc>
@@ -5488,7 +5191,6 @@
                 <w:lang w:bidi="ta-IN"/>
               </w:rPr>
             </w:pPr>
-            <w:proofErr w:type="gramStart"/>
             <w:r>
               <w:rPr>
                 <w:rFonts w:cs="Latha"/>
@@ -5498,19 +5200,7 @@
                 <w:szCs w:val="28"/>
                 <w:lang w:bidi="ta-IN"/>
               </w:rPr>
-              <w:t>Panchaati  No.</w:t>
-            </w:r>
-            <w:proofErr w:type="gramEnd"/>
-            <w:r>
-              <w:rPr>
-                <w:rFonts w:cs="Latha"/>
-                <w:b/>
-                <w:bCs/>
-                <w:sz w:val="28"/>
-                <w:szCs w:val="28"/>
-                <w:lang w:bidi="ta-IN"/>
-              </w:rPr>
-              <w:t xml:space="preserve"> 27</w:t>
+              <w:t>Panchaati  No. 27</w:t>
             </w:r>
           </w:p>
         </w:tc>
@@ -6129,7 +5819,6 @@
                 <w:lang w:bidi="ta-IN"/>
               </w:rPr>
             </w:pPr>
-            <w:proofErr w:type="gramStart"/>
             <w:r>
               <w:rPr>
                 <w:rFonts w:cs="Latha"/>
@@ -6139,19 +5828,7 @@
                 <w:szCs w:val="28"/>
                 <w:lang w:bidi="ta-IN"/>
               </w:rPr>
-              <w:t>Panchaati  No.</w:t>
-            </w:r>
-            <w:proofErr w:type="gramEnd"/>
-            <w:r>
-              <w:rPr>
-                <w:rFonts w:cs="Latha"/>
-                <w:b/>
-                <w:bCs/>
-                <w:sz w:val="28"/>
-                <w:szCs w:val="28"/>
-                <w:lang w:bidi="ta-IN"/>
-              </w:rPr>
-              <w:t xml:space="preserve"> 1</w:t>
+              <w:t>Panchaati  No. 1</w:t>
             </w:r>
           </w:p>
         </w:tc>
@@ -6613,7 +6290,6 @@
                 <w:lang w:bidi="ta-IN"/>
               </w:rPr>
             </w:pPr>
-            <w:proofErr w:type="gramStart"/>
             <w:r>
               <w:rPr>
                 <w:rFonts w:cs="Latha"/>
@@ -6623,19 +6299,7 @@
                 <w:szCs w:val="28"/>
                 <w:lang w:bidi="ta-IN"/>
               </w:rPr>
-              <w:t>Panchaati  No.</w:t>
-            </w:r>
-            <w:proofErr w:type="gramEnd"/>
-            <w:r>
-              <w:rPr>
-                <w:rFonts w:cs="Latha"/>
-                <w:b/>
-                <w:bCs/>
-                <w:sz w:val="28"/>
-                <w:szCs w:val="28"/>
-                <w:lang w:bidi="ta-IN"/>
-              </w:rPr>
-              <w:t xml:space="preserve"> 1</w:t>
+              <w:t>Panchaati  No. 1</w:t>
             </w:r>
           </w:p>
         </w:tc>
@@ -7095,7 +6759,6 @@
                 <w:lang w:bidi="ta-IN"/>
               </w:rPr>
             </w:pPr>
-            <w:proofErr w:type="gramStart"/>
             <w:r>
               <w:rPr>
                 <w:rFonts w:cs="Latha"/>
@@ -7105,19 +6768,7 @@
                 <w:szCs w:val="28"/>
                 <w:lang w:bidi="ta-IN"/>
               </w:rPr>
-              <w:t>Panchaati  No.</w:t>
-            </w:r>
-            <w:proofErr w:type="gramEnd"/>
-            <w:r>
-              <w:rPr>
-                <w:rFonts w:cs="Latha"/>
-                <w:b/>
-                <w:bCs/>
-                <w:sz w:val="28"/>
-                <w:szCs w:val="28"/>
-                <w:lang w:bidi="ta-IN"/>
-              </w:rPr>
-              <w:t xml:space="preserve"> 3</w:t>
+              <w:t>Panchaati  No. 3</w:t>
             </w:r>
           </w:p>
         </w:tc>
@@ -7782,7 +7433,6 @@
                 <w:lang w:bidi="ta-IN"/>
               </w:rPr>
             </w:pPr>
-            <w:proofErr w:type="gramStart"/>
             <w:r>
               <w:rPr>
                 <w:rFonts w:cs="Latha"/>
@@ -7792,19 +7442,7 @@
                 <w:szCs w:val="28"/>
                 <w:lang w:bidi="ta-IN"/>
               </w:rPr>
-              <w:t>Panchaati  No.</w:t>
-            </w:r>
-            <w:proofErr w:type="gramEnd"/>
-            <w:r>
-              <w:rPr>
-                <w:rFonts w:cs="Latha"/>
-                <w:b/>
-                <w:bCs/>
-                <w:sz w:val="28"/>
-                <w:szCs w:val="28"/>
-                <w:lang w:bidi="ta-IN"/>
-              </w:rPr>
-              <w:t xml:space="preserve"> 17</w:t>
+              <w:t>Panchaati  No. 17</w:t>
             </w:r>
           </w:p>
         </w:tc>
@@ -8314,7 +7952,6 @@
                 <w:lang w:bidi="ta-IN"/>
               </w:rPr>
             </w:pPr>
-            <w:proofErr w:type="gramStart"/>
             <w:r>
               <w:rPr>
                 <w:rFonts w:cs="Latha"/>
@@ -8324,19 +7961,7 @@
                 <w:szCs w:val="28"/>
                 <w:lang w:bidi="ta-IN"/>
               </w:rPr>
-              <w:t>Panchaati  No.</w:t>
-            </w:r>
-            <w:proofErr w:type="gramEnd"/>
-            <w:r>
-              <w:rPr>
-                <w:rFonts w:cs="Latha"/>
-                <w:b/>
-                <w:bCs/>
-                <w:sz w:val="28"/>
-                <w:szCs w:val="28"/>
-                <w:lang w:bidi="ta-IN"/>
-              </w:rPr>
-              <w:t xml:space="preserve"> 19</w:t>
+              <w:t>Panchaati  No. 19</w:t>
             </w:r>
           </w:p>
         </w:tc>
@@ -8887,7 +8512,6 @@
                 <w:lang w:bidi="ta-IN"/>
               </w:rPr>
             </w:pPr>
-            <w:proofErr w:type="gramStart"/>
             <w:r>
               <w:rPr>
                 <w:rFonts w:cs="Latha"/>
@@ -8897,19 +8521,7 @@
                 <w:szCs w:val="28"/>
                 <w:lang w:bidi="ta-IN"/>
               </w:rPr>
-              <w:t>Panchaati  No.</w:t>
-            </w:r>
-            <w:proofErr w:type="gramEnd"/>
-            <w:r>
-              <w:rPr>
-                <w:rFonts w:cs="Latha"/>
-                <w:b/>
-                <w:bCs/>
-                <w:sz w:val="28"/>
-                <w:szCs w:val="28"/>
-                <w:lang w:bidi="ta-IN"/>
-              </w:rPr>
-              <w:t xml:space="preserve"> 27</w:t>
+              <w:t>Panchaati  No. 27</w:t>
             </w:r>
           </w:p>
         </w:tc>
@@ -9318,7 +8930,6 @@
                 <w:lang w:bidi="ta-IN"/>
               </w:rPr>
             </w:pPr>
-            <w:proofErr w:type="gramStart"/>
             <w:r>
               <w:rPr>
                 <w:rFonts w:cs="Latha"/>
@@ -9328,19 +8939,7 @@
                 <w:szCs w:val="28"/>
                 <w:lang w:bidi="ta-IN"/>
               </w:rPr>
-              <w:t>Panchaati  No.</w:t>
-            </w:r>
-            <w:proofErr w:type="gramEnd"/>
-            <w:r>
-              <w:rPr>
-                <w:rFonts w:cs="Latha"/>
-                <w:b/>
-                <w:bCs/>
-                <w:sz w:val="28"/>
-                <w:szCs w:val="28"/>
-                <w:lang w:bidi="ta-IN"/>
-              </w:rPr>
-              <w:t xml:space="preserve"> 32</w:t>
+              <w:t>Panchaati  No. 32</w:t>
             </w:r>
           </w:p>
         </w:tc>
@@ -9804,7 +9403,6 @@
                 <w:lang w:bidi="ta-IN"/>
               </w:rPr>
             </w:pPr>
-            <w:proofErr w:type="gramStart"/>
             <w:r>
               <w:rPr>
                 <w:rFonts w:cs="Latha"/>
@@ -9814,19 +9412,7 @@
                 <w:szCs w:val="28"/>
                 <w:lang w:bidi="ta-IN"/>
               </w:rPr>
-              <w:t>Panchaati  No.</w:t>
-            </w:r>
-            <w:proofErr w:type="gramEnd"/>
-            <w:r>
-              <w:rPr>
-                <w:rFonts w:cs="Latha"/>
-                <w:b/>
-                <w:bCs/>
-                <w:sz w:val="28"/>
-                <w:szCs w:val="28"/>
-                <w:lang w:bidi="ta-IN"/>
-              </w:rPr>
-              <w:t xml:space="preserve"> 34</w:t>
+              <w:t>Panchaati  No. 34</w:t>
             </w:r>
           </w:p>
         </w:tc>
@@ -10372,7 +9958,6 @@
                 <w:lang w:bidi="ta-IN"/>
               </w:rPr>
             </w:pPr>
-            <w:proofErr w:type="gramStart"/>
             <w:r>
               <w:rPr>
                 <w:rFonts w:cs="Latha"/>
@@ -10382,19 +9967,7 @@
                 <w:szCs w:val="28"/>
                 <w:lang w:bidi="ta-IN"/>
               </w:rPr>
-              <w:t>Panchaati  No.</w:t>
-            </w:r>
-            <w:proofErr w:type="gramEnd"/>
-            <w:r>
-              <w:rPr>
-                <w:rFonts w:cs="Latha"/>
-                <w:b/>
-                <w:bCs/>
-                <w:sz w:val="28"/>
-                <w:szCs w:val="28"/>
-                <w:lang w:bidi="ta-IN"/>
-              </w:rPr>
-              <w:t xml:space="preserve"> 35</w:t>
+              <w:t>Panchaati  No. 35</w:t>
             </w:r>
           </w:p>
         </w:tc>
@@ -10798,7 +10371,6 @@
                 <w:lang w:bidi="ta-IN"/>
               </w:rPr>
             </w:pPr>
-            <w:proofErr w:type="gramStart"/>
             <w:r>
               <w:rPr>
                 <w:rFonts w:cs="Latha"/>
@@ -10808,19 +10380,7 @@
                 <w:szCs w:val="28"/>
                 <w:lang w:bidi="ta-IN"/>
               </w:rPr>
-              <w:t>Panchaati  No.</w:t>
-            </w:r>
-            <w:proofErr w:type="gramEnd"/>
-            <w:r>
-              <w:rPr>
-                <w:rFonts w:cs="Latha"/>
-                <w:b/>
-                <w:bCs/>
-                <w:sz w:val="28"/>
-                <w:szCs w:val="28"/>
-                <w:lang w:bidi="ta-IN"/>
-              </w:rPr>
-              <w:t xml:space="preserve"> 51</w:t>
+              <w:t>Panchaati  No. 51</w:t>
             </w:r>
           </w:p>
         </w:tc>
@@ -11319,7 +10879,6 @@
                 <w:lang w:bidi="ta-IN"/>
               </w:rPr>
             </w:pPr>
-            <w:proofErr w:type="gramStart"/>
             <w:r>
               <w:rPr>
                 <w:rFonts w:cs="Latha"/>
@@ -11329,19 +10888,7 @@
                 <w:szCs w:val="28"/>
                 <w:lang w:bidi="ta-IN"/>
               </w:rPr>
-              <w:t>Panchaati  No.</w:t>
-            </w:r>
-            <w:proofErr w:type="gramEnd"/>
-            <w:r>
-              <w:rPr>
-                <w:rFonts w:cs="Latha"/>
-                <w:b/>
-                <w:bCs/>
-                <w:sz w:val="28"/>
-                <w:szCs w:val="28"/>
-                <w:lang w:bidi="ta-IN"/>
-              </w:rPr>
-              <w:t xml:space="preserve"> 54</w:t>
+              <w:t>Panchaati  No. 54</w:t>
             </w:r>
           </w:p>
         </w:tc>
@@ -11657,7 +11204,6 @@
                 <w:lang w:bidi="ta-IN"/>
               </w:rPr>
             </w:pPr>
-            <w:proofErr w:type="gramStart"/>
             <w:r>
               <w:rPr>
                 <w:rFonts w:cs="Latha"/>
@@ -11667,19 +11213,7 @@
                 <w:szCs w:val="28"/>
                 <w:lang w:bidi="ta-IN"/>
               </w:rPr>
-              <w:t>Panchaati  No.</w:t>
-            </w:r>
-            <w:proofErr w:type="gramEnd"/>
-            <w:r>
-              <w:rPr>
-                <w:rFonts w:cs="Latha"/>
-                <w:b/>
-                <w:bCs/>
-                <w:sz w:val="28"/>
-                <w:szCs w:val="28"/>
-                <w:lang w:bidi="ta-IN"/>
-              </w:rPr>
-              <w:t xml:space="preserve"> 54</w:t>
+              <w:t>Panchaati  No. 54</w:t>
             </w:r>
           </w:p>
         </w:tc>
@@ -12056,7 +11590,6 @@
                 <w:lang w:bidi="ta-IN"/>
               </w:rPr>
             </w:pPr>
-            <w:proofErr w:type="gramStart"/>
             <w:r>
               <w:rPr>
                 <w:rFonts w:cs="Latha"/>
@@ -12066,19 +11599,7 @@
                 <w:szCs w:val="28"/>
                 <w:lang w:bidi="ta-IN"/>
               </w:rPr>
-              <w:t>Panchaati  No.</w:t>
-            </w:r>
-            <w:proofErr w:type="gramEnd"/>
-            <w:r>
-              <w:rPr>
-                <w:rFonts w:cs="Latha"/>
-                <w:b/>
-                <w:bCs/>
-                <w:sz w:val="28"/>
-                <w:szCs w:val="28"/>
-                <w:lang w:bidi="ta-IN"/>
-              </w:rPr>
-              <w:t xml:space="preserve"> 69</w:t>
+              <w:t>Panchaati  No. 69</w:t>
             </w:r>
           </w:p>
         </w:tc>
@@ -12519,7 +12040,6 @@
                 <w:lang w:bidi="ta-IN"/>
               </w:rPr>
             </w:pPr>
-            <w:proofErr w:type="gramStart"/>
             <w:r>
               <w:rPr>
                 <w:rFonts w:cs="Latha"/>
@@ -12529,19 +12049,7 @@
                 <w:szCs w:val="28"/>
                 <w:lang w:bidi="ta-IN"/>
               </w:rPr>
-              <w:t>Panchaati  No.</w:t>
-            </w:r>
-            <w:proofErr w:type="gramEnd"/>
-            <w:r>
-              <w:rPr>
-                <w:rFonts w:cs="Latha"/>
-                <w:b/>
-                <w:bCs/>
-                <w:sz w:val="28"/>
-                <w:szCs w:val="28"/>
-                <w:lang w:bidi="ta-IN"/>
-              </w:rPr>
-              <w:t xml:space="preserve"> 70</w:t>
+              <w:t>Panchaati  No. 70</w:t>
             </w:r>
           </w:p>
         </w:tc>
